--- a/Pradeep_Puri_Goswami_CV_updated.docx
+++ b/Pradeep_Puri_Goswami_CV_updated.docx
@@ -142,6 +142,53 @@
           <w:u w:val="single"/>
         </w:rPr>
         <w:t>github.com/purisahib</w:t>
+      </w:r>
+      <w:r>
+        <w:rPr/>
+        <w:fldChar w:fldCharType="end"/>
+      </w:r>
+    </w:p>
+    <w:p>
+      <w:pPr>
+        <w:pStyle w:val="style0"/>
+        <w:pBdr>
+          <w:bottom w:val="single" w:sz="12" w:space="6" w:color="1f4e79"/>
+        </w:pBdr>
+        <w:spacing w:after="120"/>
+        <w:jc w:val="center"/>
+        <w:rPr/>
+      </w:pPr>
+      <w:r>
+        <w:rPr>
+          <w:rFonts w:ascii="Calibri" w:cs="Calibri" w:eastAsia="Calibri" w:hAnsi="Calibri"/>
+          <w:b/>
+          <w:bCs/>
+          <w:color w:val="1f4e79"/>
+          <w:sz w:val="20"/>
+          <w:szCs w:val="20"/>
+        </w:rPr>
+        <w:t xml:space="preserve">Portfolio: </w:t>
+      </w:r>
+      <w:r>
+        <w:rPr/>
+        <w:fldChar w:fldCharType="begin"/>
+      </w:r>
+      <w:r>
+        <w:instrText xml:space="preserve"> HYPERLINK "https://purisahib.github.io/purijii/" </w:instrText>
+      </w:r>
+      <w:r>
+        <w:rPr/>
+        <w:fldChar w:fldCharType="separate"/>
+      </w:r>
+      <w:r>
+        <w:rPr>
+          <w:rFonts w:ascii="Calibri" w:cs="Calibri" w:eastAsia="Calibri" w:hAnsi="Calibri"/>
+          <w:color w:val="1f4e79"/>
+          <w:sz w:val="20"/>
+          <w:szCs w:val="20"/>
+          <w:u w:val="single"/>
+        </w:rPr>
+        <w:t>purisahib.github.io/purijii</w:t>
       </w:r>
       <w:r>
         <w:rPr/>
